--- a/Carlo Rondon CV.docx
+++ b/Carlo Rondon CV.docx
@@ -29,7 +29,7 @@
           <w:color w:val="555566"/>
           <w:sz w:val="24"/>
         </w:rPr>
-        <w:t>Ejecutivo Bancario · Datos &amp; Estrategia</w:t>
+        <w:t>Data · Growth · Micro SaaS · IA</w:t>
       </w:r>
     </w:p>
     <w:p>
@@ -76,7 +76,7 @@
           <w:color w:val="222233"/>
           <w:sz w:val="20"/>
         </w:rPr>
-        <w:t>Ejecutivo de Banca de Grandes Empresas en BBVA Perú con más de seis años de trayectoria en la intersección entre el negocio financiero, la estrategia comercial y los datos. Formado en marketing, con postgrado en management y certificaciones en ciencia de datos — aplico capacidades analíticas avanzadas para diseñar estrategias, construir modelos financieros y tomar decisiones de mayor precisión en entornos bancarios de alta complejidad.</w:t>
+        <w:t>Actualmente, Ejecutivo de Banca de Grandes Empresas en BBVA Perú, opero en la intersección entre datos, tecnología y negocio financiero. Diseño arquitecturas de datos y pipelines ETL sobre la nube, construyo modelos financieros y de pricing, y traduzco esa capacidad analítica en decisiones de producto y crecimiento. Con más de seis años entre banca, fintech y consultoría —y postgrado en management más certificaciones en ciencia de datos e ingeniería de datos en AWS— entiendo el negocio tan bien como el stack que lo sostiene. En paralelo desarrollo micro-SaaS y herramientas con inteligencia artificial: automatizo procesos, integro APIs y LLMs, y lanzo soluciones digitales escalables en mercados donde la tecnología financiera aún tiene todo por construir.</w:t>
       </w:r>
     </w:p>
     <w:p>
@@ -203,7 +203,7 @@
                 <w:color w:val="0A0A0A"/>
                 <w:sz w:val="22"/>
               </w:rPr>
-              <w:t>PEN 70–250M</w:t>
+              <w:t>Corporativo</w:t>
             </w:r>
           </w:p>
           <w:p>
@@ -218,7 +218,7 @@
                 <w:color w:val="555566"/>
                 <w:sz w:val="16"/>
               </w:rPr>
-              <w:t>Cartera bajo gestión</w:t>
+              <w:t>Grandes empresas del Perú</w:t>
             </w:r>
           </w:p>
         </w:tc>
@@ -247,7 +247,7 @@
                 <w:color w:val="0A0A0A"/>
                 <w:sz w:val="22"/>
               </w:rPr>
-              <w:t>3 estados</w:t>
+              <w:t>Modelos</w:t>
             </w:r>
           </w:p>
           <w:p>
@@ -262,7 +262,7 @@
                 <w:color w:val="555566"/>
                 <w:sz w:val="16"/>
               </w:rPr>
-              <w:t>Modelos financieros</w:t>
+              <w:t>Financieros avanzados</w:t>
             </w:r>
           </w:p>
         </w:tc>
@@ -335,7 +335,7 @@
           <w:color w:val="0A0A0A"/>
           <w:sz w:val="20"/>
         </w:rPr>
-        <w:t>modelos financieros de tres estados</w:t>
+        <w:t>modelos financieros</w:t>
       </w:r>
       <w:r>
         <w:rPr>
@@ -344,7 +344,7 @@
           <w:color w:val="222233"/>
           <w:sz w:val="20"/>
         </w:rPr>
-        <w:t xml:space="preserve"> para cartera Gran Empresa, proyectando escenarios de ROI y colocación de productos cash in/out para impulsar la digitalización e ingresos transaccionales.</w:t>
+        <w:t xml:space="preserve"> para cartera Gran Empresa, proyectando escenarios de ROI y colocación de productos cash in/out que impulsan la digitalización e ingresos transaccionales.</w:t>
       </w:r>
     </w:p>
     <w:p>
@@ -360,7 +360,7 @@
           <w:color w:val="222233"/>
           <w:sz w:val="20"/>
         </w:rPr>
-        <w:t>Gestión ejecutiva de relación con empresas de alta facturación, presentando soluciones financieras integradas a comités directivos.</w:t>
+        <w:t>Gestión ejecutiva de relación con las principales empresas del mercado peruano, presentando soluciones financieras integradas a comités directivos.</w:t>
       </w:r>
     </w:p>
     <w:p>
@@ -881,58 +881,13 @@
         <w:tblLook w:firstColumn="1" w:firstRow="1" w:lastColumn="0" w:lastRow="0" w:noHBand="0" w:noVBand="1" w:val="04A0"/>
       </w:tblPr>
       <w:tblGrid>
-        <w:gridCol w:w="3135"/>
-        <w:gridCol w:w="3135"/>
-        <w:gridCol w:w="3135"/>
+        <w:gridCol w:w="4703"/>
+        <w:gridCol w:w="4703"/>
       </w:tblGrid>
       <w:tr>
         <w:tc>
           <w:tcPr>
-            <w:tcW w:type="dxa" w:w="3135"/>
-            <w:tcBorders>
-              <w:top w:val="none"/>
-              <w:left w:val="none"/>
-              <w:bottom w:val="none"/>
-              <w:right w:val="none"/>
-              <w:insideH w:val="none"/>
-              <w:insideV w:val="none"/>
-            </w:tcBorders>
-            <w:shd w:val="clear" w:color="auto" w:fill="F5F5F8"/>
-          </w:tcPr>
-          <w:p>
-            <w:pPr>
-              <w:spacing w:after="0"/>
-            </w:pPr>
-            <w:r>
-              <w:rPr>
-                <w:rFonts w:ascii="Calibri" w:hAnsi="Calibri"/>
-                <w:b/>
-                <w:i w:val="0"/>
-                <w:color w:val="0A0A0A"/>
-                <w:sz w:val="22"/>
-              </w:rPr>
-              <w:t>+200%</w:t>
-            </w:r>
-          </w:p>
-          <w:p>
-            <w:pPr>
-              <w:spacing w:before="20" w:after="0"/>
-            </w:pPr>
-            <w:r>
-              <w:rPr>
-                <w:rFonts w:ascii="Calibri" w:hAnsi="Calibri"/>
-                <w:b w:val="0"/>
-                <w:i w:val="0"/>
-                <w:color w:val="555566"/>
-                <w:sz w:val="16"/>
-              </w:rPr>
-              <w:t>Detección de oportunidades</w:t>
-            </w:r>
-          </w:p>
-        </w:tc>
-        <w:tc>
-          <w:tcPr>
-            <w:tcW w:type="dxa" w:w="3135"/>
+            <w:tcW w:type="dxa" w:w="4703"/>
             <w:tcBorders>
               <w:top w:val="none"/>
               <w:left w:val="none"/>
@@ -970,13 +925,13 @@
                 <w:color w:val="555566"/>
                 <w:sz w:val="16"/>
               </w:rPr>
-              <w:t>Desempeño firme (2019–2020)</w:t>
+              <w:t>Desempeño firma (2019–2020)</w:t>
             </w:r>
           </w:p>
         </w:tc>
         <w:tc>
           <w:tcPr>
-            <w:tcW w:type="dxa" w:w="3135"/>
+            <w:tcW w:type="dxa" w:w="4703"/>
             <w:tcBorders>
               <w:top w:val="none"/>
               <w:left w:val="none"/>
@@ -1052,7 +1007,7 @@
           <w:color w:val="222233"/>
           <w:sz w:val="20"/>
         </w:rPr>
-        <w:t>, incrementando en 200% la detección de oportunidades para las líneas de servicio de la firma.</w:t>
+        <w:t>, incrementando significativamente la detección de oportunidades para las líneas de servicio de la firma.</w:t>
       </w:r>
     </w:p>
     <w:p>
@@ -1335,7 +1290,7 @@
           <w:color w:val="555566"/>
           <w:sz w:val="18"/>
         </w:rPr>
-        <w:t xml:space="preserve">   Febrero – Septiembre 2019  ·  7 meses</w:t>
+        <w:t xml:space="preserve">   Febrero – Octubre 2019  ·  9 meses</w:t>
       </w:r>
     </w:p>
     <w:p>
@@ -1363,7 +1318,7 @@
           <w:color w:val="555566"/>
           <w:sz w:val="18"/>
         </w:rPr>
-        <w:t>Feb – Sep 2019</w:t>
+        <w:t>Feb – Oct 2019</w:t>
       </w:r>
     </w:p>
     <w:tbl>
